--- a/GenAI_Developer_Roadmap_and_Learning_Links.docx
+++ b/GenAI_Developer_Roadmap_and_Learning_Links.docx
@@ -514,6 +514,28 @@
     </w:p>
     <w:p>
       <w:pPr>
+        <w:pStyle w:val="ListBullet2"/>
+      </w:pPr>
+      <w:r>
+        <w:rPr>
+          <w:sz w:val="18"/>
+        </w:rPr>
+        <w:t>FastAPI Streaming Responses (docs): https://fastapi.tiangolo.com/advanced/custom-response/</w:t>
+      </w:r>
+    </w:p>
+    <w:p>
+      <w:pPr>
+        <w:pStyle w:val="ListBullet2"/>
+      </w:pPr>
+      <w:r>
+        <w:rPr>
+          <w:sz w:val="18"/>
+        </w:rPr>
+        <w:t>Docker Python Guide (step by step): https://docs.docker.com/guides/python/</w:t>
+      </w:r>
+    </w:p>
+    <w:p>
+      <w:pPr>
         <w:pStyle w:val="Heading2"/>
       </w:pPr>
       <w:r>
@@ -576,6 +598,72 @@
     </w:p>
     <w:p>
       <w:pPr>
+        <w:pStyle w:val="ListBullet2"/>
+      </w:pPr>
+      <w:r>
+        <w:rPr>
+          <w:sz w:val="18"/>
+        </w:rPr>
+        <w:t>Andrej Karpathy – Intro to Large Language Models (1-hr video): https://www.youtube.com/watch?v=zjkBMFhNj_g</w:t>
+      </w:r>
+    </w:p>
+    <w:p>
+      <w:pPr>
+        <w:pStyle w:val="ListBullet2"/>
+      </w:pPr>
+      <w:r>
+        <w:rPr>
+          <w:sz w:val="18"/>
+        </w:rPr>
+        <w:t>3Blue1Brown – Transformers, the tech behind LLMs (video): https://www.youtube.com/watch?v=wjZofJX0v4M</w:t>
+      </w:r>
+    </w:p>
+    <w:p>
+      <w:pPr>
+        <w:pStyle w:val="ListBullet2"/>
+      </w:pPr>
+      <w:r>
+        <w:rPr>
+          <w:sz w:val="18"/>
+        </w:rPr>
+        <w:t>3Blue1Brown – Attention in transformers, step-by-step (video): https://www.youtube.com/watch?v=eMlx5fFNoYc</w:t>
+      </w:r>
+    </w:p>
+    <w:p>
+      <w:pPr>
+        <w:pStyle w:val="ListBullet2"/>
+      </w:pPr>
+      <w:r>
+        <w:rPr>
+          <w:sz w:val="18"/>
+        </w:rPr>
+        <w:t>The Illustrated Transformer (visual article): https://jalammar.github.io/illustrated-transformer/</w:t>
+      </w:r>
+    </w:p>
+    <w:p>
+      <w:pPr>
+        <w:pStyle w:val="ListBullet2"/>
+      </w:pPr>
+      <w:r>
+        <w:rPr>
+          <w:sz w:val="18"/>
+        </w:rPr>
+        <w:t>Andrej Karpathy – Deep Dive into LLMs like ChatGPT (long video): https://www.youtube.com/watch?v=7xTGNNLPyMI</w:t>
+      </w:r>
+    </w:p>
+    <w:p>
+      <w:pPr>
+        <w:pStyle w:val="ListBullet2"/>
+      </w:pPr>
+      <w:r>
+        <w:rPr>
+          <w:sz w:val="18"/>
+        </w:rPr>
+        <w:t>Microsoft – Generative AI for Beginners (free course): https://github.com/microsoft/generative-ai-for-beginners</w:t>
+      </w:r>
+    </w:p>
+    <w:p>
+      <w:pPr>
         <w:pStyle w:val="Heading2"/>
       </w:pPr>
       <w:r>
@@ -630,7 +718,7 @@
         <w:rPr>
           <w:sz w:val="18"/>
         </w:rPr>
-        <w:t>OpenAI Prompt Engineering Guide: https://platform.openai.com/docs/guides/prompt-engineering</w:t>
+        <w:t>OpenAI Prompt Engineering Guide: https://developers.openai.com/api/docs/guides/prompt-engineering</w:t>
       </w:r>
     </w:p>
     <w:p>
@@ -642,6 +730,50 @@
           <w:sz w:val="18"/>
         </w:rPr>
         <w:t>Microsoft Foundry GenAI Apps: https://learn.microsoft.com/en-us/training/paths/develop-generative-ai-apps/</w:t>
+      </w:r>
+    </w:p>
+    <w:p>
+      <w:pPr>
+        <w:pStyle w:val="ListBullet2"/>
+      </w:pPr>
+      <w:r>
+        <w:rPr>
+          <w:sz w:val="18"/>
+        </w:rPr>
+        <w:t>Anthropic Prompt Engineering Guide: https://platform.claude.com/docs/en/build-with-claude/prompt-engineering/overview</w:t>
+      </w:r>
+    </w:p>
+    <w:p>
+      <w:pPr>
+        <w:pStyle w:val="ListBullet2"/>
+      </w:pPr>
+      <w:r>
+        <w:rPr>
+          <w:sz w:val="18"/>
+        </w:rPr>
+        <w:t>DeepLearning.AI – ChatGPT Prompt Engineering for Developers (short video course): https://www.deeplearning.ai/courses/chatgpt-prompt-eng</w:t>
+      </w:r>
+    </w:p>
+    <w:p>
+      <w:pPr>
+        <w:pStyle w:val="ListBullet2"/>
+      </w:pPr>
+      <w:r>
+        <w:rPr>
+          <w:sz w:val="18"/>
+        </w:rPr>
+        <w:t>Anthropic Interactive Prompt Engineering Tutorial (hands-on): https://github.com/anthropics/prompt-eng-interactive-tutorial</w:t>
+      </w:r>
+    </w:p>
+    <w:p>
+      <w:pPr>
+        <w:pStyle w:val="ListBullet2"/>
+      </w:pPr>
+      <w:r>
+        <w:rPr>
+          <w:sz w:val="18"/>
+        </w:rPr>
+        <w:t>Prompt Engineering Guide (quick reference): https://www.promptingguide.ai/</w:t>
       </w:r>
     </w:p>
     <w:p>
@@ -735,6 +867,39 @@
     </w:p>
     <w:p>
       <w:pPr>
+        <w:pStyle w:val="ListBullet2"/>
+      </w:pPr>
+      <w:r>
+        <w:rPr>
+          <w:sz w:val="18"/>
+        </w:rPr>
+        <w:t>Azure AI Search Hybrid Search Overview: https://learn.microsoft.com/en-us/azure/search/hybrid-search-overview</w:t>
+      </w:r>
+    </w:p>
+    <w:p>
+      <w:pPr>
+        <w:pStyle w:val="ListBullet2"/>
+      </w:pPr>
+      <w:r>
+        <w:rPr>
+          <w:sz w:val="18"/>
+        </w:rPr>
+        <w:t>Azure AI Search Semantic Ranker Overview: https://learn.microsoft.com/en-us/azure/search/semantic-search-overview</w:t>
+      </w:r>
+    </w:p>
+    <w:p>
+      <w:pPr>
+        <w:pStyle w:val="ListBullet2"/>
+      </w:pPr>
+      <w:r>
+        <w:rPr>
+          <w:sz w:val="18"/>
+        </w:rPr>
+        <w:t>DeepLearning.AI – Building Applications with Vector Databases (short video course): https://www.deeplearning.ai/courses/building-applications-vector-databases</w:t>
+      </w:r>
+    </w:p>
+    <w:p>
+      <w:pPr>
         <w:pStyle w:val="Heading2"/>
       </w:pPr>
       <w:r>
@@ -832,6 +997,28 @@
     </w:p>
     <w:p>
       <w:pPr>
+        <w:pStyle w:val="ListBullet2"/>
+      </w:pPr>
+      <w:r>
+        <w:rPr>
+          <w:sz w:val="18"/>
+        </w:rPr>
+        <w:t>Azure AI Search – RAG and Generative AI Overview: https://learn.microsoft.com/en-us/azure/search/retrieval-augmented-generation-overview</w:t>
+      </w:r>
+    </w:p>
+    <w:p>
+      <w:pPr>
+        <w:pStyle w:val="ListBullet2"/>
+      </w:pPr>
+      <w:r>
+        <w:rPr>
+          <w:sz w:val="18"/>
+        </w:rPr>
+        <w:t>DeepLearning.AI – Building and Evaluating Advanced RAG (short video course): https://www.deeplearning.ai/courses/building-evaluating-advanced-rag</w:t>
+      </w:r>
+    </w:p>
+    <w:p>
+      <w:pPr>
         <w:pStyle w:val="Heading2"/>
       </w:pPr>
       <w:r>
@@ -891,6 +1078,28 @@
     </w:p>
     <w:p>
       <w:pPr>
+        <w:pStyle w:val="ListBullet2"/>
+      </w:pPr>
+      <w:r>
+        <w:rPr>
+          <w:sz w:val="18"/>
+        </w:rPr>
+        <w:t>DeepLearning.AI – Functions, Tools and Agents with LangChain (short video course): https://www.deeplearning.ai/courses/functions-tools-agents-langchain</w:t>
+      </w:r>
+    </w:p>
+    <w:p>
+      <w:pPr>
+        <w:pStyle w:val="ListBullet2"/>
+      </w:pPr>
+      <w:r>
+        <w:rPr>
+          <w:sz w:val="18"/>
+        </w:rPr>
+        <w:t>LangSmith Observability (tracing): https://docs.langchain.com/langsmith/observability</w:t>
+      </w:r>
+    </w:p>
+    <w:p>
+      <w:pPr>
         <w:pStyle w:val="Heading2"/>
       </w:pPr>
       <w:r>
@@ -953,7 +1162,7 @@
         <w:rPr>
           <w:sz w:val="18"/>
         </w:rPr>
-        <w:t>LangGraph Documentation: https://docs.langchain.com/oss/python/langgraph/</w:t>
+        <w:t>LangGraph Documentation: https://docs.langchain.com/oss/python/langgraph/overview</w:t>
       </w:r>
     </w:p>
     <w:p>
@@ -964,7 +1173,51 @@
         <w:rPr>
           <w:sz w:val="18"/>
         </w:rPr>
-        <w:t>Microsoft Foundry: AI Apps and Agents: https://learn.microsoft.com/en-us/training/paths/get-started-with-artificial-intelligence-on-azure/</w:t>
+        <w:t>Microsoft Foundry: AI Apps and Agents: https://learn.microsoft.com/en-us/training/paths/get-started-ai-apps-agents/</w:t>
+      </w:r>
+    </w:p>
+    <w:p>
+      <w:pPr>
+        <w:pStyle w:val="ListBullet2"/>
+      </w:pPr>
+      <w:r>
+        <w:rPr>
+          <w:sz w:val="18"/>
+        </w:rPr>
+        <w:t>LangChain Academy – Intro to LangGraph (free video course): https://academy.langchain.com/courses/intro-to-langgraph</w:t>
+      </w:r>
+    </w:p>
+    <w:p>
+      <w:pPr>
+        <w:pStyle w:val="ListBullet2"/>
+      </w:pPr>
+      <w:r>
+        <w:rPr>
+          <w:sz w:val="18"/>
+        </w:rPr>
+        <w:t>DeepLearning.AI – AI Agents in LangGraph (short video course): https://www.deeplearning.ai/courses/ai-agents-in-langgraph</w:t>
+      </w:r>
+    </w:p>
+    <w:p>
+      <w:pPr>
+        <w:pStyle w:val="ListBullet2"/>
+      </w:pPr>
+      <w:r>
+        <w:rPr>
+          <w:sz w:val="18"/>
+        </w:rPr>
+        <w:t>DeepLearning.AI – Long-Term Agentic Memory with LangGraph (short video course): https://www.deeplearning.ai/courses/long-term-agentic-memory-with-langgraph</w:t>
+      </w:r>
+    </w:p>
+    <w:p>
+      <w:pPr>
+        <w:pStyle w:val="ListBullet2"/>
+      </w:pPr>
+      <w:r>
+        <w:rPr>
+          <w:sz w:val="18"/>
+        </w:rPr>
+        <w:t>Microsoft – AI Agents for Beginners (free course): https://github.com/microsoft/ai-agents-for-beginners</w:t>
       </w:r>
     </w:p>
     <w:p>
@@ -1034,7 +1287,62 @@
         <w:rPr>
           <w:sz w:val="18"/>
         </w:rPr>
-        <w:t>MCP Roadmap Updates: https://blog.modelcontextprotocol.io/posts/the-new-mcp-roadmap/</w:t>
+        <w:t>MCP Introduction (official docs): https://modelcontextprotocol.io/docs/getting-started/intro</w:t>
+      </w:r>
+    </w:p>
+    <w:p>
+      <w:pPr>
+        <w:pStyle w:val="ListBullet2"/>
+      </w:pPr>
+      <w:r>
+        <w:rPr>
+          <w:sz w:val="18"/>
+        </w:rPr>
+        <w:t>MCP – Build an MCP Server (official tutorial): https://modelcontextprotocol.io/docs/develop/build-server</w:t>
+      </w:r>
+    </w:p>
+    <w:p>
+      <w:pPr>
+        <w:pStyle w:val="ListBullet2"/>
+      </w:pPr>
+      <w:r>
+        <w:rPr>
+          <w:sz w:val="18"/>
+        </w:rPr>
+        <w:t>Anthropic Academy – Introduction to Model Context Protocol (free video course): https://anthropic.skilljar.com/introduction-to-model-context-protocol</w:t>
+      </w:r>
+    </w:p>
+    <w:p>
+      <w:pPr>
+        <w:pStyle w:val="ListBullet2"/>
+      </w:pPr>
+      <w:r>
+        <w:rPr>
+          <w:sz w:val="18"/>
+        </w:rPr>
+        <w:t>DeepLearning.AI – MCP: Build Rich-Context AI Apps with Anthropic (short video course): https://www.deeplearning.ai/courses/mcp-build-rich-context-ai-apps-with-anthropic</w:t>
+      </w:r>
+    </w:p>
+    <w:p>
+      <w:pPr>
+        <w:pStyle w:val="ListBullet2"/>
+      </w:pPr>
+      <w:r>
+        <w:rPr>
+          <w:sz w:val="18"/>
+        </w:rPr>
+        <w:t>Microsoft – MCP for Beginners (free course): https://github.com/microsoft/mcp-for-beginners</w:t>
+      </w:r>
+    </w:p>
+    <w:p>
+      <w:pPr>
+        <w:pStyle w:val="ListBullet2"/>
+      </w:pPr>
+      <w:r>
+        <w:rPr>
+          <w:sz w:val="18"/>
+        </w:rPr>
+        <w:t>LangChain MCP Adapters (use MCP tools in LangGraph): https://github.com/langchain-ai/langchain-mcp-adapters</w:t>
       </w:r>
     </w:p>
     <w:p>
@@ -1109,6 +1417,39 @@
     </w:p>
     <w:p>
       <w:pPr>
+        <w:pStyle w:val="ListBullet2"/>
+      </w:pPr>
+      <w:r>
+        <w:rPr>
+          <w:sz w:val="18"/>
+        </w:rPr>
+        <w:t>LangGraph – Build a SQL Agent (tutorial): https://docs.langchain.com/oss/python/langgraph/sql-agent</w:t>
+      </w:r>
+    </w:p>
+    <w:p>
+      <w:pPr>
+        <w:pStyle w:val="ListBullet2"/>
+      </w:pPr>
+      <w:r>
+        <w:rPr>
+          <w:sz w:val="18"/>
+        </w:rPr>
+        <w:t>LangChain – SQL Agent (tutorial): https://docs.langchain.com/oss/python/langchain/sql-agent</w:t>
+      </w:r>
+    </w:p>
+    <w:p>
+      <w:pPr>
+        <w:pStyle w:val="ListBullet2"/>
+      </w:pPr>
+      <w:r>
+        <w:rPr>
+          <w:sz w:val="18"/>
+        </w:rPr>
+        <w:t>DeepLearning.AI – Building Your Own Database Agent (short video course, Azure OpenAI): https://www.deeplearning.ai/courses/building-your-own-database-agent</w:t>
+      </w:r>
+    </w:p>
+    <w:p>
+      <w:pPr>
         <w:pStyle w:val="Heading2"/>
       </w:pPr>
       <w:r>
@@ -1168,6 +1509,50 @@
     </w:p>
     <w:p>
       <w:pPr>
+        <w:pStyle w:val="ListBullet2"/>
+      </w:pPr>
+      <w:r>
+        <w:rPr>
+          <w:sz w:val="18"/>
+        </w:rPr>
+        <w:t>DeepLearning.AI – Finetuning Large Language Models (short video course): https://www.deeplearning.ai/courses/finetuning-large-language-models</w:t>
+      </w:r>
+    </w:p>
+    <w:p>
+      <w:pPr>
+        <w:pStyle w:val="ListBullet2"/>
+      </w:pPr>
+      <w:r>
+        <w:rPr>
+          <w:sz w:val="18"/>
+        </w:rPr>
+        <w:t>Hugging Face LLM Course – Supervised Fine-Tuning chapter: https://huggingface.co/learn/llm-course/chapter11/1</w:t>
+      </w:r>
+    </w:p>
+    <w:p>
+      <w:pPr>
+        <w:pStyle w:val="ListBullet2"/>
+      </w:pPr>
+      <w:r>
+        <w:rPr>
+          <w:sz w:val="18"/>
+        </w:rPr>
+        <w:t>Hugging Face PEFT Documentation (LoRA/QLoRA): https://huggingface.co/docs/peft/index</w:t>
+      </w:r>
+    </w:p>
+    <w:p>
+      <w:pPr>
+        <w:pStyle w:val="ListBullet2"/>
+      </w:pPr>
+      <w:r>
+        <w:rPr>
+          <w:sz w:val="18"/>
+        </w:rPr>
+        <w:t>Hugging Face smol-course (hands-on): https://github.com/huggingface/smol-course</w:t>
+      </w:r>
+    </w:p>
+    <w:p>
+      <w:pPr>
         <w:pStyle w:val="Heading2"/>
       </w:pPr>
       <w:r>
@@ -1222,7 +1607,7 @@
         <w:rPr>
           <w:sz w:val="18"/>
         </w:rPr>
-        <w:t>Microsoft Foundry AI Learning Path: https://learn.microsoft.com/en-us/training/paths/get-started-with-artificial-intelligence-on-azure/</w:t>
+        <w:t>Microsoft Foundry AI Learning Path: https://learn.microsoft.com/en-us/training/paths/get-started-ai-apps-agents/</w:t>
       </w:r>
     </w:p>
     <w:p>
@@ -1234,6 +1619,39 @@
           <w:sz w:val="18"/>
         </w:rPr>
         <w:t>Microsoft Foundry GenAI Apps: https://learn.microsoft.com/en-us/training/paths/develop-generative-ai-apps/</w:t>
+      </w:r>
+    </w:p>
+    <w:p>
+      <w:pPr>
+        <w:pStyle w:val="ListBullet2"/>
+      </w:pPr>
+      <w:r>
+        <w:rPr>
+          <w:sz w:val="18"/>
+        </w:rPr>
+        <w:t>Azure AI Document Intelligence Overview: https://learn.microsoft.com/en-us/azure/ai-services/document-intelligence/overview</w:t>
+      </w:r>
+    </w:p>
+    <w:p>
+      <w:pPr>
+        <w:pStyle w:val="ListBullet2"/>
+      </w:pPr>
+      <w:r>
+        <w:rPr>
+          <w:sz w:val="18"/>
+        </w:rPr>
+        <w:t>Document Intelligence Python Quickstart: https://learn.microsoft.com/en-us/azure/ai-services/document-intelligence/quickstarts/get-started-sdks-rest-api</w:t>
+      </w:r>
+    </w:p>
+    <w:p>
+      <w:pPr>
+        <w:pStyle w:val="ListBullet2"/>
+      </w:pPr>
+      <w:r>
+        <w:rPr>
+          <w:sz w:val="18"/>
+        </w:rPr>
+        <w:t>DeepLearning.AI – Document AI: From OCR to Agentic Doc Extraction (short video course): https://www.deeplearning.ai/courses/document-ai-from-ocr-to-agentic-doc-extraction</w:t>
       </w:r>
     </w:p>
     <w:p>
@@ -1319,6 +1737,39 @@
     </w:p>
     <w:p>
       <w:pPr>
+        <w:pStyle w:val="ListBullet2"/>
+      </w:pPr>
+      <w:r>
+        <w:rPr>
+          <w:sz w:val="18"/>
+        </w:rPr>
+        <w:t>Hamel Husain – Your AI Product Needs Evals (easy article): https://hamel.dev/blog/posts/evals/</w:t>
+      </w:r>
+    </w:p>
+    <w:p>
+      <w:pPr>
+        <w:pStyle w:val="ListBullet2"/>
+      </w:pPr>
+      <w:r>
+        <w:rPr>
+          <w:sz w:val="18"/>
+        </w:rPr>
+        <w:t>Ragas – Get Started (RAG evaluation): https://docs.ragas.io/en/stable/getstarted/</w:t>
+      </w:r>
+    </w:p>
+    <w:p>
+      <w:pPr>
+        <w:pStyle w:val="ListBullet2"/>
+      </w:pPr>
+      <w:r>
+        <w:rPr>
+          <w:sz w:val="18"/>
+        </w:rPr>
+        <w:t>DeepLearning.AI – Evaluating AI Agents (short video course): https://www.deeplearning.ai/courses/evaluating-ai-agents</w:t>
+      </w:r>
+    </w:p>
+    <w:p>
+      <w:pPr>
         <w:pStyle w:val="Heading2"/>
       </w:pPr>
       <w:r>
@@ -1381,7 +1832,7 @@
         <w:rPr>
           <w:sz w:val="18"/>
         </w:rPr>
-        <w:t>Microsoft: Get Started with AI Applications and Agents: https://learn.microsoft.com/en-us/training/paths/get-started-with-artificial-intelligence-on-azure/</w:t>
+        <w:t>Microsoft: Get Started with AI Applications and Agents: https://learn.microsoft.com/en-us/training/paths/get-started-ai-apps-agents/</w:t>
       </w:r>
     </w:p>
     <w:p>
@@ -1393,6 +1844,17 @@
           <w:sz w:val="18"/>
         </w:rPr>
         <w:t>Microsoft: Develop GenAI Apps in Azure: https://learn.microsoft.com/en-us/training/paths/develop-generative-ai-apps/</w:t>
+      </w:r>
+    </w:p>
+    <w:p>
+      <w:pPr>
+        <w:pStyle w:val="ListBullet2"/>
+      </w:pPr>
+      <w:r>
+        <w:rPr>
+          <w:sz w:val="18"/>
+        </w:rPr>
+        <w:t>What is Microsoft Foundry? (overview): https://learn.microsoft.com/en-us/azure/foundry/what-is-foundry</w:t>
       </w:r>
     </w:p>
     <w:p>
@@ -1475,6 +1937,28 @@
     </w:p>
     <w:p>
       <w:pPr>
+        <w:pStyle w:val="ListBullet2"/>
+      </w:pPr>
+      <w:r>
+        <w:rPr>
+          <w:sz w:val="18"/>
+        </w:rPr>
+        <w:t>DeepLearning.AI – LLMOps (short video course): https://www.deeplearning.ai/courses/llmops</w:t>
+      </w:r>
+    </w:p>
+    <w:p>
+      <w:pPr>
+        <w:pStyle w:val="ListBullet2"/>
+      </w:pPr>
+      <w:r>
+        <w:rPr>
+          <w:sz w:val="18"/>
+        </w:rPr>
+        <w:t>LangSmith Observability (tracing and monitoring): https://docs.langchain.com/langsmith/observability</w:t>
+      </w:r>
+    </w:p>
+    <w:p>
+      <w:pPr>
         <w:pStyle w:val="Heading2"/>
       </w:pPr>
       <w:r>
@@ -1545,6 +2029,39 @@
     </w:p>
     <w:p>
       <w:pPr>
+        <w:pStyle w:val="ListBullet2"/>
+      </w:pPr>
+      <w:r>
+        <w:rPr>
+          <w:sz w:val="18"/>
+        </w:rPr>
+        <w:t>RedisVL – Redis for AI (semantic cache, vector search): https://redis.io/docs/latest/develop/ai/redisvl/</w:t>
+      </w:r>
+    </w:p>
+    <w:p>
+      <w:pPr>
+        <w:pStyle w:val="ListBullet2"/>
+      </w:pPr>
+      <w:r>
+        <w:rPr>
+          <w:sz w:val="18"/>
+        </w:rPr>
+        <w:t>RedisVL – Cache LLM Responses (how-to): https://redis.io/docs/latest/develop/ai/redisvl/user_guide/how_to_guides/llmcache/</w:t>
+      </w:r>
+    </w:p>
+    <w:p>
+      <w:pPr>
+        <w:pStyle w:val="ListBullet2"/>
+      </w:pPr>
+      <w:r>
+        <w:rPr>
+          <w:sz w:val="18"/>
+        </w:rPr>
+        <w:t>DeepLearning.AI – Semantic Caching for AI Agents (short video course): https://www.deeplearning.ai/courses/semantic-caching-for-ai-agents</w:t>
+      </w:r>
+    </w:p>
+    <w:p>
+      <w:pPr>
         <w:pStyle w:val="Heading2"/>
       </w:pPr>
       <w:r>
@@ -1607,7 +2124,7 @@
         <w:rPr>
           <w:sz w:val="18"/>
         </w:rPr>
-        <w:t>Microsoft Foundry AI Learning Path: https://learn.microsoft.com/en-us/training/paths/get-started-with-artificial-intelligence-on-azure/</w:t>
+        <w:t>Microsoft Foundry AI Learning Path: https://learn.microsoft.com/en-us/training/paths/get-started-ai-apps-agents/</w:t>
       </w:r>
     </w:p>
     <w:p>
@@ -1619,6 +2136,50 @@
           <w:sz w:val="18"/>
         </w:rPr>
         <w:t>Microsoft: Operationalize GenAI Applications: https://learn.microsoft.com/en-us/training/paths/operationalize-gen-ai-apps/</w:t>
+      </w:r>
+    </w:p>
+    <w:p>
+      <w:pPr>
+        <w:pStyle w:val="ListBullet2"/>
+      </w:pPr>
+      <w:r>
+        <w:rPr>
+          <w:sz w:val="18"/>
+        </w:rPr>
+        <w:t>OWASP Top 10 for LLM Applications: https://genai.owasp.org/llm-top-10/</w:t>
+      </w:r>
+    </w:p>
+    <w:p>
+      <w:pPr>
+        <w:pStyle w:val="ListBullet2"/>
+      </w:pPr>
+      <w:r>
+        <w:rPr>
+          <w:sz w:val="18"/>
+        </w:rPr>
+        <w:t>Azure AI Content Safety – Prompt Shields: https://learn.microsoft.com/en-us/azure/ai-services/content-safety/concepts/jailbreak-detection</w:t>
+      </w:r>
+    </w:p>
+    <w:p>
+      <w:pPr>
+        <w:pStyle w:val="ListBullet2"/>
+      </w:pPr>
+      <w:r>
+        <w:rPr>
+          <w:sz w:val="18"/>
+        </w:rPr>
+        <w:t>Simon Willison – Prompt Injection series (easy articles): https://simonwillison.net/series/prompt-injection/</w:t>
+      </w:r>
+    </w:p>
+    <w:p>
+      <w:pPr>
+        <w:pStyle w:val="ListBullet2"/>
+      </w:pPr>
+      <w:r>
+        <w:rPr>
+          <w:sz w:val="18"/>
+        </w:rPr>
+        <w:t>DeepLearning.AI – Red Teaming LLM Applications (short video course): https://www.deeplearning.ai/courses/red-teaming-llm-applications</w:t>
       </w:r>
     </w:p>
     <w:p>
